--- a/Doc/research_paper_2/paper_detiles.docx
+++ b/Doc/research_paper_2/paper_detiles.docx
@@ -55,6 +55,60 @@
           <w:t>Link</w:t>
         </w:r>
       </w:hyperlink>
+      <w:r>
+        <w:t xml:space="preserve"> </w:t>
+      </w:r>
+      <w:r>
+        <w:rPr>
+          <mc:AlternateContent>
+            <mc:Choice Requires="w16se"/>
+            <mc:Fallback>
+              <w:rFonts w:ascii="Segoe UI Emoji" w:eastAsia="Segoe UI Emoji" w:hAnsi="Segoe UI Emoji" w:cs="Segoe UI Emoji"/>
+            </mc:Fallback>
+          </mc:AlternateContent>
+          <w:lang w:val="en-US"/>
+        </w:rPr>
+        <mc:AlternateContent>
+          <mc:Choice Requires="w16se">
+            <w16se:symEx w16se:font="Segoe UI Emoji" w16se:char="2764"/>
+          </mc:Choice>
+          <mc:Fallback>
+            <w:t>❤</w:t>
+          </mc:Fallback>
+        </mc:AlternateContent>
+      </w:r>
+      <w:r>
+        <w:t>️</w:t>
+      </w:r>
+    </w:p>
+    <w:p>
+      <w:pPr>
+        <w:pStyle w:val="ListParagraph"/>
+        <w:numPr>
+          <w:ilvl w:val="0"/>
+          <w:numId w:val="1"/>
+        </w:numPr>
+        <w:rPr>
+          <w:lang w:val="en-US"/>
+        </w:rPr>
+      </w:pPr>
+      <w:r>
+        <w:t>The paper aims to stop spam emails by requiring users to solve a small mathematical puzzle before sending a message. Normal users are not affected much, but spammers need a lot of time and computing power. This makes spam attacks difficult and expensive.</w:t>
+      </w:r>
+      <w:r>
+        <w:t xml:space="preserve"> </w:t>
+      </w:r>
+      <w:hyperlink r:id="rId6" w:history="1">
+        <w:r>
+          <w:rPr>
+            <w:rStyle w:val="Hyperlink"/>
+          </w:rPr>
+          <w:t>Link</w:t>
+        </w:r>
+      </w:hyperlink>
+      <w:r>
+        <w:t xml:space="preserve"> </w:t>
+      </w:r>
     </w:p>
     <w:p>
       <w:pPr>
